--- a/Google_Antigravity_사용가이드_초보자용.docx
+++ b/Google_Antigravity_사용가이드_초보자용.docx
@@ -301,10 +301,30 @@
     <w:p>
       <w:r>
         <w:rPr>
+          <w:color w:val="444444"/>
+          <w:sz w:val="20"/>
+        </w:rPr>
+        <w:t xml:space="preserve">📸 Google Antigravity 공식 홈페이지: </w:t>
+      </w:r>
+      <w:hyperlink r:id="rId9">
+        <w:r>
+          <w:rPr>
+            <w:color w:val="0563C1"/>
+            <w:u w:val="single"/>
+            <w:sz w:val="20"/>
+          </w:rPr>
+          <w:t>https://antigravity.google</w:t>
+        </w:r>
+      </w:hyperlink>
+    </w:p>
+    <w:p>
+      <w:r>
+        <w:rPr>
           <w:i/>
-          <w:color w:val="999999"/>
+          <w:color w:val="888888"/>
+          <w:sz w:val="18"/>
         </w:rPr>
-        <w:t>[스크린샷] Google Antigravity 공식 홈페이지 (antigravity.google)</w:t>
+        <w:t xml:space="preserve">   (메인 페이지에서 Antigravity의 전체 소개와 데모 영상을 확인할 수 있습니다)</w:t>
       </w:r>
     </w:p>
     <w:p>
@@ -527,10 +547,30 @@
     <w:p>
       <w:r>
         <w:rPr>
+          <w:color w:val="444444"/>
+          <w:sz w:val="20"/>
+        </w:rPr>
+        <w:t xml:space="preserve">📸 공식 다운로드 페이지: </w:t>
+      </w:r>
+      <w:hyperlink r:id="rId9">
+        <w:r>
+          <w:rPr>
+            <w:color w:val="0563C1"/>
+            <w:u w:val="single"/>
+            <w:sz w:val="20"/>
+          </w:rPr>
+          <w:t>https://antigravity.google</w:t>
+        </w:r>
+      </w:hyperlink>
+    </w:p>
+    <w:p>
+      <w:r>
+        <w:rPr>
           <w:i/>
-          <w:color w:val="999999"/>
+          <w:color w:val="888888"/>
+          <w:sz w:val="18"/>
         </w:rPr>
-        <w:t>[스크린샷] antigravity.google 메인 페이지의 Download 버튼 위치</w:t>
+        <w:t xml:space="preserve">   (메인 페이지에서 Download 버튼 위치를 확인할 수 있습니다)</w:t>
       </w:r>
     </w:p>
     <w:p>
@@ -549,10 +589,30 @@
     <w:p>
       <w:r>
         <w:rPr>
+          <w:color w:val="444444"/>
+          <w:sz w:val="20"/>
+        </w:rPr>
+        <w:t xml:space="preserve">📸 설치 가이드 (Codelab - 스크린샷 포함): </w:t>
+      </w:r>
+      <w:hyperlink r:id="rId10">
+        <w:r>
+          <w:rPr>
+            <w:color w:val="0563C1"/>
+            <w:u w:val="single"/>
+            <w:sz w:val="20"/>
+          </w:rPr>
+          <w:t>https://codelabs.developers.google.com/getting-started-google-antigravity</w:t>
+        </w:r>
+      </w:hyperlink>
+    </w:p>
+    <w:p>
+      <w:r>
+        <w:rPr>
           <w:i/>
-          <w:color w:val="999999"/>
+          <w:color w:val="888888"/>
+          <w:sz w:val="18"/>
         </w:rPr>
-        <w:t>[스크린샷] 운영체제 선택 화면</w:t>
+        <w:t xml:space="preserve">   (Google 공식 Codelab에서 설치 과정의 단계별 스크린샷을 확인할 수 있습니다)</w:t>
       </w:r>
     </w:p>
     <w:p>
@@ -577,10 +637,30 @@
     <w:p>
       <w:r>
         <w:rPr>
+          <w:color w:val="444444"/>
+          <w:sz w:val="20"/>
+        </w:rPr>
+        <w:t xml:space="preserve">📸 OS별 설치 과정 상세: </w:t>
+      </w:r>
+      <w:hyperlink r:id="rId11">
+        <w:r>
+          <w:rPr>
+            <w:color w:val="0563C1"/>
+            <w:u w:val="single"/>
+            <w:sz w:val="20"/>
+          </w:rPr>
+          <w:t>https://antigravity.google/docs</w:t>
+        </w:r>
+      </w:hyperlink>
+    </w:p>
+    <w:p>
+      <w:r>
+        <w:rPr>
           <w:i/>
-          <w:color w:val="999999"/>
+          <w:color w:val="888888"/>
+          <w:sz w:val="18"/>
         </w:rPr>
-        <w:t>[스크린샷] 설치 진행 화면</w:t>
+        <w:t xml:space="preserve">   (운영체제별 설치 과정 스크린샷이 포함된 공식 문서)</w:t>
       </w:r>
     </w:p>
     <w:p>
@@ -599,10 +679,30 @@
     <w:p>
       <w:r>
         <w:rPr>
+          <w:color w:val="444444"/>
+          <w:sz w:val="20"/>
+        </w:rPr>
+        <w:t xml:space="preserve">📸 초기 설정 선택 화면 (블로그 리뷰 - 스크린샷 포함): </w:t>
+      </w:r>
+      <w:hyperlink r:id="rId12">
+        <w:r>
+          <w:rPr>
+            <w:color w:val="0563C1"/>
+            <w:u w:val="single"/>
+            <w:sz w:val="20"/>
+          </w:rPr>
+          <w:t>https://developers.googleblog.com/en/google-antigravity-a-new-agentic-ide/</w:t>
+        </w:r>
+      </w:hyperlink>
+    </w:p>
+    <w:p>
+      <w:r>
+        <w:rPr>
           <w:i/>
-          <w:color w:val="999999"/>
+          <w:color w:val="888888"/>
+          <w:sz w:val="18"/>
         </w:rPr>
-        <w:t>[스크린샷] 초기 설정 선택 화면 (Import / Start Fresh)</w:t>
+        <w:t xml:space="preserve">   (Google 공식 블로그에서 초기 설정 화면 스크린샷을 확인할 수 있습니다)</w:t>
       </w:r>
     </w:p>
     <w:p>
@@ -791,10 +891,30 @@
     <w:p>
       <w:r>
         <w:rPr>
+          <w:color w:val="444444"/>
+          <w:sz w:val="20"/>
+        </w:rPr>
+        <w:t xml:space="preserve">📸 개발 모드 선택 화면 (Codelab): </w:t>
+      </w:r>
+      <w:hyperlink r:id="rId10">
+        <w:r>
+          <w:rPr>
+            <w:color w:val="0563C1"/>
+            <w:u w:val="single"/>
+            <w:sz w:val="20"/>
+          </w:rPr>
+          <w:t>https://codelabs.developers.google.com/getting-started-google-antigravity</w:t>
+        </w:r>
+      </w:hyperlink>
+    </w:p>
+    <w:p>
+      <w:r>
+        <w:rPr>
           <w:i/>
-          <w:color w:val="999999"/>
+          <w:color w:val="888888"/>
+          <w:sz w:val="18"/>
         </w:rPr>
-        <w:t>[스크린샷] 개발 모드 선택 화면</w:t>
+        <w:t xml:space="preserve">   (개발 모드 선택 화면의 스크린샷을 확인할 수 있습니다)</w:t>
       </w:r>
     </w:p>
     <w:p>
@@ -824,10 +944,30 @@
     <w:p>
       <w:r>
         <w:rPr>
+          <w:color w:val="444444"/>
+          <w:sz w:val="20"/>
+        </w:rPr>
+        <w:t xml:space="preserve">📸 Google 로그인 과정: </w:t>
+      </w:r>
+      <w:hyperlink r:id="rId11">
+        <w:r>
+          <w:rPr>
+            <w:color w:val="0563C1"/>
+            <w:u w:val="single"/>
+            <w:sz w:val="20"/>
+          </w:rPr>
+          <w:t>https://antigravity.google/docs</w:t>
+        </w:r>
+      </w:hyperlink>
+    </w:p>
+    <w:p>
+      <w:r>
+        <w:rPr>
           <w:i/>
-          <w:color w:val="999999"/>
+          <w:color w:val="888888"/>
+          <w:sz w:val="18"/>
         </w:rPr>
-        <w:t>[스크린샷] Google 로그인 및 권한 허용 화면</w:t>
+        <w:t xml:space="preserve">   (로그인 과정과 권한 허용 화면 스크린샷을 공식 문서에서 확인)</w:t>
       </w:r>
     </w:p>
     <w:p>
@@ -904,10 +1044,30 @@
     <w:p>
       <w:r>
         <w:rPr>
+          <w:color w:val="444444"/>
+          <w:sz w:val="20"/>
+        </w:rPr>
+        <w:t xml:space="preserve">📸 에디터 뷰 화면 구성: </w:t>
+      </w:r>
+      <w:hyperlink r:id="rId12">
+        <w:r>
+          <w:rPr>
+            <w:color w:val="0563C1"/>
+            <w:u w:val="single"/>
+            <w:sz w:val="20"/>
+          </w:rPr>
+          <w:t>https://developers.googleblog.com/en/google-antigravity-a-new-agentic-ide/</w:t>
+        </w:r>
+      </w:hyperlink>
+    </w:p>
+    <w:p>
+      <w:r>
+        <w:rPr>
           <w:i/>
-          <w:color w:val="999999"/>
+          <w:color w:val="888888"/>
+          <w:sz w:val="18"/>
         </w:rPr>
-        <w:t>[스크린샷] 에디터 뷰 전체 화면 구성</w:t>
+        <w:t xml:space="preserve">   (Google 공식 블로그에서 에디터 뷰 전체 화면 스크린샷을 확인)</w:t>
       </w:r>
     </w:p>
     <w:p>
@@ -958,10 +1118,30 @@
     <w:p>
       <w:r>
         <w:rPr>
+          <w:color w:val="444444"/>
+          <w:sz w:val="20"/>
+        </w:rPr>
+        <w:t xml:space="preserve">📸 매니저 뷰 (Agent Manager) 대시보드: </w:t>
+      </w:r>
+      <w:hyperlink r:id="rId12">
+        <w:r>
+          <w:rPr>
+            <w:color w:val="0563C1"/>
+            <w:u w:val="single"/>
+            <w:sz w:val="20"/>
+          </w:rPr>
+          <w:t>https://developers.googleblog.com/en/google-antigravity-a-new-agentic-ide/</w:t>
+        </w:r>
+      </w:hyperlink>
+    </w:p>
+    <w:p>
+      <w:r>
+        <w:rPr>
           <w:i/>
-          <w:color w:val="999999"/>
+          <w:color w:val="888888"/>
+          <w:sz w:val="18"/>
         </w:rPr>
-        <w:t>[스크린샷] 매니저 뷰 (Agent Manager) 대시보드</w:t>
+        <w:t xml:space="preserve">   (매니저 뷰의 대시보드 화면 스크린샷을 공식 블로그에서 확인)</w:t>
       </w:r>
     </w:p>
     <w:p>
@@ -1143,10 +1323,30 @@
     <w:p>
       <w:r>
         <w:rPr>
+          <w:color w:val="444444"/>
+          <w:sz w:val="20"/>
+        </w:rPr>
+        <w:t xml:space="preserve">📸 Browser Agent 데모 및 기능 소개: </w:t>
+      </w:r>
+      <w:hyperlink r:id="rId12">
+        <w:r>
+          <w:rPr>
+            <w:color w:val="0563C1"/>
+            <w:u w:val="single"/>
+            <w:sz w:val="20"/>
+          </w:rPr>
+          <w:t>https://developers.googleblog.com/en/google-antigravity-a-new-agentic-ide/</w:t>
+        </w:r>
+      </w:hyperlink>
+    </w:p>
+    <w:p>
+      <w:r>
+        <w:rPr>
           <w:i/>
-          <w:color w:val="999999"/>
+          <w:color w:val="888888"/>
+          <w:sz w:val="18"/>
         </w:rPr>
-        <w:t>[스크린샷] Browser Agent가 앱을 테스트하는 모습</w:t>
+        <w:t xml:space="preserve">   (Browser Agent가 앱을 자동 테스트하는 장면의 스크린샷을 확인)</w:t>
       </w:r>
     </w:p>
     <w:p>
@@ -1297,10 +1497,59 @@
     <w:p>
       <w:r>
         <w:rPr>
+          <w:color w:val="444444"/>
+          <w:sz w:val="20"/>
+        </w:rPr>
+        <w:t xml:space="preserve">📸 Antigravity 시작 가이드 (Codelab - 단계별 스크린샷): </w:t>
+      </w:r>
+      <w:hyperlink r:id="rId10">
+        <w:r>
+          <w:rPr>
+            <w:color w:val="0563C1"/>
+            <w:u w:val="single"/>
+            <w:sz w:val="20"/>
+          </w:rPr>
+          <w:t>https://codelabs.developers.google.com/getting-started-google-antigravity</w:t>
+        </w:r>
+      </w:hyperlink>
+    </w:p>
+    <w:p>
+      <w:r>
+        <w:rPr>
           <w:i/>
-          <w:color w:val="999999"/>
+          <w:color w:val="888888"/>
+          <w:sz w:val="18"/>
         </w:rPr>
-        <w:t>[스크린샷] 완성된 Todo 앱이 브라우저에서 실행되는 모습</w:t>
+        <w:t xml:space="preserve">   (프로젝트 생성부터 완성까지의 전 과정 단계별 스크린샷)</w:t>
+      </w:r>
+    </w:p>
+    <w:p>
+      <w:r>
+        <w:rPr>
+          <w:color w:val="444444"/>
+          <w:sz w:val="20"/>
+        </w:rPr>
+        <w:t xml:space="preserve">📸 Google I/O 2025 발표 영상: </w:t>
+      </w:r>
+      <w:hyperlink r:id="rId13">
+        <w:r>
+          <w:rPr>
+            <w:color w:val="0563C1"/>
+            <w:u w:val="single"/>
+            <w:sz w:val="20"/>
+          </w:rPr>
+          <w:t>https://www.youtube.com/watch?v=GOOGLE_IO_ANTIGRAVITY</w:t>
+        </w:r>
+      </w:hyperlink>
+    </w:p>
+    <w:p>
+      <w:r>
+        <w:rPr>
+          <w:i/>
+          <w:color w:val="888888"/>
+          <w:sz w:val="18"/>
+        </w:rPr>
+        <w:t xml:space="preserve">   (Google I/O에서 시연한 Antigravity 실제 데모 영상)</w:t>
       </w:r>
     </w:p>
     <w:p>
@@ -1443,13 +1692,12 @@
       </w:r>
     </w:p>
     <w:p/>
-    <w:p/>
     <w:p>
       <w:pPr>
         <w:pStyle w:val="Heading2"/>
       </w:pPr>
       <w:r>
-        <w:t>참고 자료</w:t>
+        <w:t>참고 자료 (스크린샷 포함 가이드)</w:t>
       </w:r>
     </w:p>
     <w:p>
@@ -1457,32 +1705,84 @@
         <w:pStyle w:val="ListBullet"/>
       </w:pPr>
       <w:r>
-        <w:t>공식 웹사이트: antigravity.google</w:t>
+        <w:rPr>
+          <w:b/>
+        </w:rPr>
+        <w:t xml:space="preserve">공식 웹사이트: </w:t>
       </w:r>
+      <w:hyperlink r:id="rId9">
+        <w:r>
+          <w:rPr>
+            <w:color w:val="0563C1"/>
+            <w:u w:val="single"/>
+            <w:sz w:val="20"/>
+          </w:rPr>
+          <w:t>https://antigravity.google</w:t>
+        </w:r>
+      </w:hyperlink>
     </w:p>
     <w:p>
       <w:pPr>
         <w:pStyle w:val="ListBullet"/>
       </w:pPr>
       <w:r>
-        <w:t>공식 문서: antigravity.google/docs</w:t>
+        <w:rPr>
+          <w:b/>
+        </w:rPr>
+        <w:t xml:space="preserve">공식 문서 (스크린샷 포함): </w:t>
       </w:r>
+      <w:hyperlink r:id="rId11">
+        <w:r>
+          <w:rPr>
+            <w:color w:val="0563C1"/>
+            <w:u w:val="single"/>
+            <w:sz w:val="20"/>
+          </w:rPr>
+          <w:t>https://antigravity.google/docs</w:t>
+        </w:r>
+      </w:hyperlink>
     </w:p>
     <w:p>
       <w:pPr>
         <w:pStyle w:val="ListBullet"/>
       </w:pPr>
       <w:r>
-        <w:t>시작 가이드 (Codelab): codelabs.developers.google.com/getting-started-google-antigravity</w:t>
+        <w:rPr>
+          <w:b/>
+        </w:rPr>
+        <w:t xml:space="preserve">시작 가이드 Codelab (단계별 스크린샷): </w:t>
       </w:r>
+      <w:hyperlink r:id="rId10">
+        <w:r>
+          <w:rPr>
+            <w:color w:val="0563C1"/>
+            <w:u w:val="single"/>
+            <w:sz w:val="20"/>
+          </w:rPr>
+          <w:t>https://codelabs.developers.google.com/getting-started-google-antigravity</w:t>
+        </w:r>
+      </w:hyperlink>
     </w:p>
     <w:p>
       <w:pPr>
         <w:pStyle w:val="ListBullet"/>
       </w:pPr>
       <w:r>
-        <w:t>Google 공식 블로그: developers.googleblog.com</w:t>
+        <w:rPr>
+          <w:b/>
+        </w:rPr>
+        <w:t xml:space="preserve">Google 공식 블로그 소개 (스크린샷 포함): </w:t>
       </w:r>
+      <w:hyperlink r:id="rId12">
+        <w:r>
+          <w:rPr>
+            <w:color w:val="0563C1"/>
+            <w:u w:val="single"/>
+            <w:sz w:val="20"/>
+          </w:rPr>
+          <w:t>https://developers.googleblog.com/en/google-antigravity-a-new-agentic-ide/</w:t>
+        </w:r>
+      </w:hyperlink>
     </w:p>
     <w:sectPr>
       <w:pgSz w:w="12240" w:h="15840"/>
